--- a/_materials/docs/out/Приложение № 1 к Договору № 1547 (перечень сайтов).docx
+++ b/_materials/docs/out/Приложение № 1 к Договору № 1547 (перечень сайтов).docx
@@ -24,7 +24,7 @@
           <w:b w:val="0"/>
           <w:i w:val="0"/>
         </w:rPr>
-        <w:t>к Договору № 1547 от «31» июля 2026 г.</w:t>
+        <w:t>к Договору № 1547 от «15» августа 2026 г.</w:t>
       </w:r>
     </w:p>
     <w:p>
@@ -64,7 +64,7 @@
         <w:tab/>
       </w:r>
       <w:r>
-        <w:t>«31» июля 2026 г.</w:t>
+        <w:t>«15» августа 2026 г.</w:t>
       </w:r>
     </w:p>
     <w:p>
@@ -243,7 +243,7 @@
                 <w:b w:val="0"/>
                 <w:sz w:val="20"/>
               </w:rPr>
-              <w:t>30 000,00</w:t>
+              <w:t>50 000,00</w:t>
             </w:r>
           </w:p>
         </w:tc>
@@ -321,7 +321,7 @@
                 <w:b w:val="0"/>
                 <w:sz w:val="20"/>
               </w:rPr>
-              <w:t>30 000,00</w:t>
+              <w:t>50 000,00</w:t>
             </w:r>
           </w:p>
         </w:tc>
@@ -399,7 +399,7 @@
                 <w:b w:val="0"/>
                 <w:sz w:val="20"/>
               </w:rPr>
-              <w:t>30 000,00</w:t>
+              <w:t>50 000,00</w:t>
             </w:r>
           </w:p>
         </w:tc>
@@ -475,7 +475,7 @@
                 <w:b w:val="0"/>
                 <w:sz w:val="20"/>
               </w:rPr>
-              <w:t>90 000,00</w:t>
+              <w:t>150 000,00</w:t>
             </w:r>
           </w:p>
         </w:tc>
